--- a/hin/docx/002.content.docx
+++ b/hin/docx/002.content.docx
@@ -19,7 +19,7 @@
         <w:rPr>
           <w:lang w:val="hi_IN" w:bidi="hi_IN"/>
         </w:rPr>
-        <w:t>Resource: Tyndale Open Study Notes</w:t>
+        <w:t>Resource: Aquifer Open Study Notes (Profiles)</w:t>
       </w:r>
       <w:r>
         <w:rPr>
@@ -112,7 +112,7 @@
         <w:rPr>
           <w:lang w:val="hi_IN" w:bidi="hi_IN"/>
         </w:rPr>
-        <w:t>Tyndale Open Study Notes</w:t>
+        <w:t>Aquifer Open Study Notes (Profiles)</w:t>
       </w:r>
     </w:p>
     <w:p>

--- a/hin/docx/002.content.docx
+++ b/hin/docx/002.content.docx
@@ -233,36 +233,24 @@
         </w:rPr>
         <w:t>आदम पहले पुरुष और मानवता के पिता थे। परमेश्वर ने पहले जोड़े को अपनी स्वरूप में पृथ्वी को भरने और सृष्टि का प्रबन्धन करने के लिए रचा (</w:t>
       </w:r>
-      <w:hyperlink r:id="rId13">
-        <w:r>
-          <w:rPr>
-            <w:lang w:val="hi_IN" w:bidi="hi_IN"/>
-          </w:rPr>
-          <w:rPr>
-            <w:color w:val="0000EE"/>
-            <w:u w:val="single"/>
-          </w:rPr>
-          <w:t>उत :26–31</w:t>
-        </w:r>
-      </w:hyperlink>
+      <w:r>
+        <w:rPr>
+          <w:lang w:val="hi_IN" w:bidi="hi_IN"/>
+        </w:rPr>
+        <w:t>उत :26–31</w:t>
+      </w:r>
       <w:r>
         <w:rPr>
           <w:lang w:val="hi_IN" w:bidi="hi_IN"/>
         </w:rPr>
         <w:t>)। परमेश्वर ने आदम को मिट्टी से बनाया और उन्हें जीवन दिया (</w:t>
       </w:r>
-      <w:hyperlink r:id="rId14">
-        <w:r>
-          <w:rPr>
-            <w:lang w:val="hi_IN" w:bidi="hi_IN"/>
-          </w:rPr>
-          <w:rPr>
-            <w:color w:val="0000EE"/>
-            <w:u w:val="single"/>
-          </w:rPr>
-          <w:t>उत 2:7</w:t>
-        </w:r>
-      </w:hyperlink>
+      <w:r>
+        <w:rPr>
+          <w:lang w:val="hi_IN" w:bidi="hi_IN"/>
+        </w:rPr>
+        <w:t>उत 2:7</w:t>
+      </w:r>
       <w:r>
         <w:rPr>
           <w:lang w:val="hi_IN" w:bidi="hi_IN"/>
@@ -287,18 +275,12 @@
         </w:rPr>
         <w:t>उस बगीचे की देखभाल करना जहाँ परमेश्वर ने उन्हें रखा (</w:t>
       </w:r>
-      <w:hyperlink r:id="rId15">
-        <w:r>
-          <w:rPr>
-            <w:lang w:val="hi_IN" w:bidi="hi_IN"/>
-          </w:rPr>
-          <w:rPr>
-            <w:color w:val="0000EE"/>
-            <w:u w:val="single"/>
-          </w:rPr>
-          <w:t>उत 2:15</w:t>
-        </w:r>
-      </w:hyperlink>
+      <w:r>
+        <w:rPr>
+          <w:lang w:val="hi_IN" w:bidi="hi_IN"/>
+        </w:rPr>
+        <w:t>उत 2:15</w:t>
+      </w:r>
       <w:r>
         <w:rPr>
           <w:lang w:val="hi_IN" w:bidi="hi_IN"/>
@@ -323,18 +305,12 @@
         </w:rPr>
         <w:t>पशुओं का नामकरण (</w:t>
       </w:r>
-      <w:hyperlink r:id="rId16">
-        <w:r>
-          <w:rPr>
-            <w:lang w:val="hi_IN" w:bidi="hi_IN"/>
-          </w:rPr>
-          <w:rPr>
-            <w:color w:val="0000EE"/>
-            <w:u w:val="single"/>
-          </w:rPr>
-          <w:t>उत 2:19–20</w:t>
-        </w:r>
-      </w:hyperlink>
+      <w:r>
+        <w:rPr>
+          <w:lang w:val="hi_IN" w:bidi="hi_IN"/>
+        </w:rPr>
+        <w:t>उत 2:19–20</w:t>
+      </w:r>
       <w:r>
         <w:rPr>
           <w:lang w:val="hi_IN" w:bidi="hi_IN"/>
@@ -359,36 +335,24 @@
         </w:rPr>
         <w:t>परमेश्वर के निर्देशों का पालन करना (</w:t>
       </w:r>
-      <w:hyperlink r:id="rId17">
-        <w:r>
-          <w:rPr>
-            <w:lang w:val="hi_IN" w:bidi="hi_IN"/>
-          </w:rPr>
-          <w:rPr>
-            <w:color w:val="0000EE"/>
-            <w:u w:val="single"/>
-          </w:rPr>
-          <w:t>उत 1:28</w:t>
-        </w:r>
-      </w:hyperlink>
+      <w:r>
+        <w:rPr>
+          <w:lang w:val="hi_IN" w:bidi="hi_IN"/>
+        </w:rPr>
+        <w:t>उत 1:28</w:t>
+      </w:r>
       <w:r>
         <w:rPr>
           <w:lang w:val="hi_IN" w:bidi="hi_IN"/>
         </w:rPr>
         <w:t xml:space="preserve">; </w:t>
       </w:r>
-      <w:hyperlink r:id="rId18">
-        <w:r>
-          <w:rPr>
-            <w:lang w:val="hi_IN" w:bidi="hi_IN"/>
-          </w:rPr>
-          <w:rPr>
-            <w:color w:val="0000EE"/>
-            <w:u w:val="single"/>
-          </w:rPr>
-          <w:t>2:16–17</w:t>
-        </w:r>
-      </w:hyperlink>
+      <w:r>
+        <w:rPr>
+          <w:lang w:val="hi_IN" w:bidi="hi_IN"/>
+        </w:rPr>
+        <w:t>2:16–17</w:t>
+      </w:r>
       <w:r>
         <w:rPr>
           <w:lang w:val="hi_IN" w:bidi="hi_IN"/>
@@ -409,36 +373,24 @@
         </w:rPr>
         <w:t>परमेश्वर ने पहली महिला को आदम के साथी और सहायक के रूप में बनाया (</w:t>
       </w:r>
-      <w:hyperlink r:id="rId19">
-        <w:r>
-          <w:rPr>
-            <w:lang w:val="hi_IN" w:bidi="hi_IN"/>
-          </w:rPr>
-          <w:rPr>
-            <w:color w:val="0000EE"/>
-            <w:u w:val="single"/>
-          </w:rPr>
-          <w:t>उत 2:18–22</w:t>
-        </w:r>
-      </w:hyperlink>
+      <w:r>
+        <w:rPr>
+          <w:lang w:val="hi_IN" w:bidi="hi_IN"/>
+        </w:rPr>
+        <w:t>उत 2:18–22</w:t>
+      </w:r>
       <w:r>
         <w:rPr>
           <w:lang w:val="hi_IN" w:bidi="hi_IN"/>
         </w:rPr>
         <w:t>)। आदम की पसली से हव्वा की रचना विवाह के लिए परमेश्वर की एकता को दर्शाती है (</w:t>
       </w:r>
-      <w:hyperlink r:id="rId20">
-        <w:r>
-          <w:rPr>
-            <w:lang w:val="hi_IN" w:bidi="hi_IN"/>
-          </w:rPr>
-          <w:rPr>
-            <w:color w:val="0000EE"/>
-            <w:u w:val="single"/>
-          </w:rPr>
-          <w:t>उत 2:23–25</w:t>
-        </w:r>
-      </w:hyperlink>
+      <w:r>
+        <w:rPr>
+          <w:lang w:val="hi_IN" w:bidi="hi_IN"/>
+        </w:rPr>
+        <w:t>उत 2:23–25</w:t>
+      </w:r>
       <w:r>
         <w:rPr>
           <w:lang w:val="hi_IN" w:bidi="hi_IN"/>
@@ -457,18 +409,12 @@
         </w:rPr>
         <w:t>" के रूप में सम्मानित किया गया है (</w:t>
       </w:r>
-      <w:hyperlink r:id="rId21">
-        <w:r>
-          <w:rPr>
-            <w:lang w:val="hi_IN" w:bidi="hi_IN"/>
-          </w:rPr>
-          <w:rPr>
-            <w:color w:val="0000EE"/>
-            <w:u w:val="single"/>
-          </w:rPr>
-          <w:t>उत 3:20</w:t>
-        </w:r>
-      </w:hyperlink>
+      <w:r>
+        <w:rPr>
+          <w:lang w:val="hi_IN" w:bidi="hi_IN"/>
+        </w:rPr>
+        <w:t>उत 3:20</w:t>
+      </w:r>
       <w:r>
         <w:rPr>
           <w:lang w:val="hi_IN" w:bidi="hi_IN"/>
@@ -489,54 +435,36 @@
         </w:rPr>
         <w:t>साँप ने हव्वा को धोखा देकर उसे परमेश्वर की आज्ञा तोड़ने के लिए उकसाया, और आदम ने भी वैसा ही किया (</w:t>
       </w:r>
-      <w:hyperlink r:id="rId22">
-        <w:r>
-          <w:rPr>
-            <w:lang w:val="hi_IN" w:bidi="hi_IN"/>
-          </w:rPr>
-          <w:rPr>
-            <w:color w:val="0000EE"/>
-            <w:u w:val="single"/>
-          </w:rPr>
-          <w:t>उत 3:1–6</w:t>
-        </w:r>
-      </w:hyperlink>
+      <w:r>
+        <w:rPr>
+          <w:lang w:val="hi_IN" w:bidi="hi_IN"/>
+        </w:rPr>
+        <w:t>उत 3:1–6</w:t>
+      </w:r>
       <w:r>
         <w:rPr>
           <w:lang w:val="hi_IN" w:bidi="hi_IN"/>
         </w:rPr>
         <w:t>)। उनकी जानबूझकर की गई अवज्ञा ने उनके सम्बन्ध को नुकसान पहुँचाया (</w:t>
       </w:r>
-      <w:hyperlink r:id="rId23">
-        <w:r>
-          <w:rPr>
-            <w:lang w:val="hi_IN" w:bidi="hi_IN"/>
-          </w:rPr>
-          <w:rPr>
-            <w:color w:val="0000EE"/>
-            <w:u w:val="single"/>
-          </w:rPr>
-          <w:t>उत 3:7</w:t>
-        </w:r>
-      </w:hyperlink>
+      <w:r>
+        <w:rPr>
+          <w:lang w:val="hi_IN" w:bidi="hi_IN"/>
+        </w:rPr>
+        <w:t>उत 3:7</w:t>
+      </w:r>
       <w:r>
         <w:rPr>
           <w:lang w:val="hi_IN" w:bidi="hi_IN"/>
         </w:rPr>
         <w:t>)। उनकी अवज्ञा के कारण वे परमेश्वर से भी अलग हो गए। विद्रोह के बाद परमेश्वर ने आदम को खोजा, लेकिन वह और हव्वा पेड़ों के बीच छिप गए थे, क्योंकि वे पहले ही इस अलगाव को महसूस कर रहे थे (</w:t>
       </w:r>
-      <w:hyperlink r:id="rId24">
-        <w:r>
-          <w:rPr>
-            <w:lang w:val="hi_IN" w:bidi="hi_IN"/>
-          </w:rPr>
-          <w:rPr>
-            <w:color w:val="0000EE"/>
-            <w:u w:val="single"/>
-          </w:rPr>
-          <w:t>उत 3:8</w:t>
-        </w:r>
-      </w:hyperlink>
+      <w:r>
+        <w:rPr>
+          <w:lang w:val="hi_IN" w:bidi="hi_IN"/>
+        </w:rPr>
+        <w:t>उत 3:8</w:t>
+      </w:r>
       <w:r>
         <w:rPr>
           <w:lang w:val="hi_IN" w:bidi="hi_IN"/>
@@ -557,144 +485,96 @@
         </w:rPr>
         <w:t>जब परमेश्वर ने उनसे प्रश्न किया, तो आदम ने हव्वा को दोषी ठहराया और अप्रत्यक्ष रूप से परमेश्वर को भी दोषी ठहराया (</w:t>
       </w:r>
-      <w:hyperlink r:id="rId25">
-        <w:r>
-          <w:rPr>
-            <w:lang w:val="hi_IN" w:bidi="hi_IN"/>
-          </w:rPr>
-          <w:rPr>
-            <w:color w:val="0000EE"/>
-            <w:u w:val="single"/>
-          </w:rPr>
-          <w:t>उत 3:12</w:t>
-        </w:r>
-      </w:hyperlink>
+      <w:r>
+        <w:rPr>
+          <w:lang w:val="hi_IN" w:bidi="hi_IN"/>
+        </w:rPr>
+        <w:t>उत 3:12</w:t>
+      </w:r>
       <w:r>
         <w:rPr>
           <w:lang w:val="hi_IN" w:bidi="hi_IN"/>
         </w:rPr>
         <w:t>)। उनके विद्रोह के कारण दर्द, तनावपूर्ण सम्बन्ध, पृथ्वी का प्रबन्धन करने में कठिनाई, और शारीरिक और आत्मिक मृत्यु आई (</w:t>
       </w:r>
-      <w:hyperlink r:id="rId26">
-        <w:r>
-          <w:rPr>
-            <w:lang w:val="hi_IN" w:bidi="hi_IN"/>
-          </w:rPr>
-          <w:rPr>
-            <w:color w:val="0000EE"/>
-            <w:u w:val="single"/>
-          </w:rPr>
-          <w:t>उत 3:16–19</w:t>
-        </w:r>
-      </w:hyperlink>
+      <w:r>
+        <w:rPr>
+          <w:lang w:val="hi_IN" w:bidi="hi_IN"/>
+        </w:rPr>
+        <w:t>उत 3:16–19</w:t>
+      </w:r>
       <w:r>
         <w:rPr>
           <w:lang w:val="hi_IN" w:bidi="hi_IN"/>
         </w:rPr>
         <w:t xml:space="preserve">, </w:t>
       </w:r>
-      <w:hyperlink r:id="rId27">
-        <w:r>
-          <w:rPr>
-            <w:lang w:val="hi_IN" w:bidi="hi_IN"/>
-          </w:rPr>
-          <w:rPr>
-            <w:color w:val="0000EE"/>
-            <w:u w:val="single"/>
-          </w:rPr>
-          <w:t>22–24</w:t>
-        </w:r>
-      </w:hyperlink>
+      <w:r>
+        <w:rPr>
+          <w:lang w:val="hi_IN" w:bidi="hi_IN"/>
+        </w:rPr>
+        <w:t>22–24</w:t>
+      </w:r>
       <w:r>
         <w:rPr>
           <w:lang w:val="hi_IN" w:bidi="hi_IN"/>
         </w:rPr>
         <w:t>)। इसके बावजूद, परमेश्वर ने आदम और हव्वा को ढकने के लिए पशु की खालें प्रदान कीं (</w:t>
       </w:r>
-      <w:hyperlink r:id="rId28">
-        <w:r>
-          <w:rPr>
-            <w:lang w:val="hi_IN" w:bidi="hi_IN"/>
-          </w:rPr>
-          <w:rPr>
-            <w:color w:val="0000EE"/>
-            <w:u w:val="single"/>
-          </w:rPr>
-          <w:t>उत 3:21</w:t>
-        </w:r>
-      </w:hyperlink>
+      <w:r>
+        <w:rPr>
+          <w:lang w:val="hi_IN" w:bidi="hi_IN"/>
+        </w:rPr>
+        <w:t>उत 3:21</w:t>
+      </w:r>
       <w:r>
         <w:rPr>
           <w:lang w:val="hi_IN" w:bidi="hi_IN"/>
         </w:rPr>
         <w:t>)। परमेश्वर ने वादा किया कि हव्वा के वंशज शैतान को पराजित करेंगे (</w:t>
       </w:r>
-      <w:hyperlink r:id="rId29">
-        <w:r>
-          <w:rPr>
-            <w:lang w:val="hi_IN" w:bidi="hi_IN"/>
-          </w:rPr>
-          <w:rPr>
-            <w:color w:val="0000EE"/>
-            <w:u w:val="single"/>
-          </w:rPr>
-          <w:t>उत 3:15</w:t>
-        </w:r>
-      </w:hyperlink>
+      <w:r>
+        <w:rPr>
+          <w:lang w:val="hi_IN" w:bidi="hi_IN"/>
+        </w:rPr>
+        <w:t>उत 3:15</w:t>
+      </w:r>
       <w:r>
         <w:rPr>
           <w:lang w:val="hi_IN" w:bidi="hi_IN"/>
         </w:rPr>
         <w:t xml:space="preserve">; देखें </w:t>
       </w:r>
-      <w:hyperlink r:id="rId30">
-        <w:r>
-          <w:rPr>
-            <w:lang w:val="hi_IN" w:bidi="hi_IN"/>
-          </w:rPr>
-          <w:rPr>
-            <w:color w:val="0000EE"/>
-            <w:u w:val="single"/>
-          </w:rPr>
-          <w:t>रोम 16:20</w:t>
-        </w:r>
-      </w:hyperlink>
+      <w:r>
+        <w:rPr>
+          <w:lang w:val="hi_IN" w:bidi="hi_IN"/>
+        </w:rPr>
+        <w:t>रोम 16:20</w:t>
+      </w:r>
       <w:r>
         <w:rPr>
           <w:lang w:val="hi_IN" w:bidi="hi_IN"/>
         </w:rPr>
         <w:t xml:space="preserve">; </w:t>
       </w:r>
-      <w:hyperlink r:id="rId31">
-        <w:r>
-          <w:rPr>
-            <w:lang w:val="hi_IN" w:bidi="hi_IN"/>
-          </w:rPr>
-          <w:rPr>
-            <w:color w:val="0000EE"/>
-            <w:u w:val="single"/>
-          </w:rPr>
-          <w:t>प्रका 12:1–9</w:t>
-        </w:r>
-      </w:hyperlink>
+      <w:r>
+        <w:rPr>
+          <w:lang w:val="hi_IN" w:bidi="hi_IN"/>
+        </w:rPr>
+        <w:t>प्रका 12:1–9</w:t>
+      </w:r>
       <w:r>
         <w:rPr>
           <w:lang w:val="hi_IN" w:bidi="hi_IN"/>
         </w:rPr>
         <w:t xml:space="preserve">; </w:t>
       </w:r>
-      <w:hyperlink r:id="rId32">
-        <w:r>
-          <w:rPr>
-            <w:lang w:val="hi_IN" w:bidi="hi_IN"/>
-          </w:rPr>
-          <w:rPr>
-            <w:color w:val="0000EE"/>
-            <w:u w:val="single"/>
-          </w:rPr>
-          <w:t>20:1–10</w:t>
-        </w:r>
-      </w:hyperlink>
+      <w:r>
+        <w:rPr>
+          <w:lang w:val="hi_IN" w:bidi="hi_IN"/>
+        </w:rPr>
+        <w:t>20:1–10</w:t>
+      </w:r>
       <w:r>
         <w:rPr>
           <w:lang w:val="hi_IN" w:bidi="hi_IN"/>
@@ -715,216 +595,144 @@
         </w:rPr>
         <w:t>आदम एक ऐतिहासिक व्यक्ति थे (</w:t>
       </w:r>
-      <w:hyperlink r:id="rId33">
-        <w:r>
-          <w:rPr>
-            <w:lang w:val="hi_IN" w:bidi="hi_IN"/>
-          </w:rPr>
-          <w:rPr>
-            <w:color w:val="0000EE"/>
-            <w:u w:val="single"/>
-          </w:rPr>
-          <w:t>उत 4:25</w:t>
-        </w:r>
-      </w:hyperlink>
+      <w:r>
+        <w:rPr>
+          <w:lang w:val="hi_IN" w:bidi="hi_IN"/>
+        </w:rPr>
+        <w:t>उत 4:25</w:t>
+      </w:r>
       <w:r>
         <w:rPr>
           <w:lang w:val="hi_IN" w:bidi="hi_IN"/>
         </w:rPr>
         <w:t xml:space="preserve">; </w:t>
       </w:r>
-      <w:hyperlink r:id="rId34">
-        <w:r>
-          <w:rPr>
-            <w:lang w:val="hi_IN" w:bidi="hi_IN"/>
-          </w:rPr>
-          <w:rPr>
-            <w:color w:val="0000EE"/>
-            <w:u w:val="single"/>
-          </w:rPr>
-          <w:t>5:1–5</w:t>
-        </w:r>
-      </w:hyperlink>
+      <w:r>
+        <w:rPr>
+          <w:lang w:val="hi_IN" w:bidi="hi_IN"/>
+        </w:rPr>
+        <w:t>5:1–5</w:t>
+      </w:r>
       <w:r>
         <w:rPr>
           <w:lang w:val="hi_IN" w:bidi="hi_IN"/>
         </w:rPr>
         <w:t xml:space="preserve">; </w:t>
       </w:r>
-      <w:hyperlink r:id="rId35">
-        <w:r>
-          <w:rPr>
-            <w:lang w:val="hi_IN" w:bidi="hi_IN"/>
-          </w:rPr>
-          <w:rPr>
-            <w:color w:val="0000EE"/>
-            <w:u w:val="single"/>
-          </w:rPr>
-          <w:t>1 इति 1:1</w:t>
-        </w:r>
-      </w:hyperlink>
+      <w:r>
+        <w:rPr>
+          <w:lang w:val="hi_IN" w:bidi="hi_IN"/>
+        </w:rPr>
+        <w:t>1 इति 1:1</w:t>
+      </w:r>
       <w:r>
         <w:rPr>
           <w:lang w:val="hi_IN" w:bidi="hi_IN"/>
         </w:rPr>
         <w:t xml:space="preserve">; </w:t>
       </w:r>
-      <w:hyperlink r:id="rId36">
-        <w:r>
-          <w:rPr>
-            <w:lang w:val="hi_IN" w:bidi="hi_IN"/>
-          </w:rPr>
-          <w:rPr>
-            <w:color w:val="0000EE"/>
-            <w:u w:val="single"/>
-          </w:rPr>
-          <w:t>होश 6:7</w:t>
-        </w:r>
-      </w:hyperlink>
+      <w:r>
+        <w:rPr>
+          <w:lang w:val="hi_IN" w:bidi="hi_IN"/>
+        </w:rPr>
+        <w:t>होश 6:7</w:t>
+      </w:r>
       <w:r>
         <w:rPr>
           <w:lang w:val="hi_IN" w:bidi="hi_IN"/>
         </w:rPr>
         <w:t xml:space="preserve">; </w:t>
       </w:r>
-      <w:hyperlink r:id="rId37">
-        <w:r>
-          <w:rPr>
-            <w:lang w:val="hi_IN" w:bidi="hi_IN"/>
-          </w:rPr>
-          <w:rPr>
-            <w:color w:val="0000EE"/>
-            <w:u w:val="single"/>
-          </w:rPr>
-          <w:t>लूका 3:38</w:t>
-        </w:r>
-      </w:hyperlink>
+      <w:r>
+        <w:rPr>
+          <w:lang w:val="hi_IN" w:bidi="hi_IN"/>
+        </w:rPr>
+        <w:t>लूका 3:38</w:t>
+      </w:r>
       <w:r>
         <w:rPr>
           <w:lang w:val="hi_IN" w:bidi="hi_IN"/>
         </w:rPr>
         <w:t xml:space="preserve">; </w:t>
       </w:r>
-      <w:hyperlink r:id="rId38">
-        <w:r>
-          <w:rPr>
-            <w:lang w:val="hi_IN" w:bidi="hi_IN"/>
-          </w:rPr>
-          <w:rPr>
-            <w:color w:val="0000EE"/>
-            <w:u w:val="single"/>
-          </w:rPr>
-          <w:t>रोम 5:14</w:t>
-        </w:r>
-      </w:hyperlink>
+      <w:r>
+        <w:rPr>
+          <w:lang w:val="hi_IN" w:bidi="hi_IN"/>
+        </w:rPr>
+        <w:t>रोम 5:14</w:t>
+      </w:r>
       <w:r>
         <w:rPr>
           <w:lang w:val="hi_IN" w:bidi="hi_IN"/>
         </w:rPr>
         <w:t xml:space="preserve">; </w:t>
       </w:r>
-      <w:hyperlink r:id="rId39">
-        <w:r>
-          <w:rPr>
-            <w:lang w:val="hi_IN" w:bidi="hi_IN"/>
-          </w:rPr>
-          <w:rPr>
-            <w:color w:val="0000EE"/>
-            <w:u w:val="single"/>
-          </w:rPr>
-          <w:t>1 कुरि 15:22</w:t>
-        </w:r>
-      </w:hyperlink>
+      <w:r>
+        <w:rPr>
+          <w:lang w:val="hi_IN" w:bidi="hi_IN"/>
+        </w:rPr>
+        <w:t>1 कुरि 15:22</w:t>
+      </w:r>
       <w:r>
         <w:rPr>
           <w:lang w:val="hi_IN" w:bidi="hi_IN"/>
         </w:rPr>
         <w:t xml:space="preserve">, </w:t>
       </w:r>
-      <w:hyperlink r:id="rId40">
-        <w:r>
-          <w:rPr>
-            <w:lang w:val="hi_IN" w:bidi="hi_IN"/>
-          </w:rPr>
-          <w:rPr>
-            <w:color w:val="0000EE"/>
-            <w:u w:val="single"/>
-          </w:rPr>
-          <w:t>45</w:t>
-        </w:r>
-      </w:hyperlink>
+      <w:r>
+        <w:rPr>
+          <w:lang w:val="hi_IN" w:bidi="hi_IN"/>
+        </w:rPr>
+        <w:t>45</w:t>
+      </w:r>
       <w:r>
         <w:rPr>
           <w:lang w:val="hi_IN" w:bidi="hi_IN"/>
         </w:rPr>
         <w:t xml:space="preserve">; </w:t>
       </w:r>
-      <w:hyperlink r:id="rId41">
-        <w:r>
-          <w:rPr>
-            <w:lang w:val="hi_IN" w:bidi="hi_IN"/>
-          </w:rPr>
-          <w:rPr>
-            <w:color w:val="0000EE"/>
-            <w:u w:val="single"/>
-          </w:rPr>
-          <w:t>1 तीमु 2:13–14</w:t>
-        </w:r>
-      </w:hyperlink>
+      <w:r>
+        <w:rPr>
+          <w:lang w:val="hi_IN" w:bidi="hi_IN"/>
+        </w:rPr>
+        <w:t>1 तीमु 2:13–14</w:t>
+      </w:r>
       <w:r>
         <w:rPr>
           <w:lang w:val="hi_IN" w:bidi="hi_IN"/>
         </w:rPr>
         <w:t xml:space="preserve">; </w:t>
       </w:r>
-      <w:hyperlink r:id="rId42">
-        <w:r>
-          <w:rPr>
-            <w:lang w:val="hi_IN" w:bidi="hi_IN"/>
-          </w:rPr>
-          <w:rPr>
-            <w:color w:val="0000EE"/>
-            <w:u w:val="single"/>
-          </w:rPr>
-          <w:t>यहू 1:14</w:t>
-        </w:r>
-      </w:hyperlink>
+      <w:r>
+        <w:rPr>
+          <w:lang w:val="hi_IN" w:bidi="hi_IN"/>
+        </w:rPr>
+        <w:t>यहू 1:14</w:t>
+      </w:r>
       <w:r>
         <w:rPr>
           <w:lang w:val="hi_IN" w:bidi="hi_IN"/>
         </w:rPr>
         <w:t xml:space="preserve">)। आदम पूरे मानवता के प्रतीक भी हैं। </w:t>
       </w:r>
-      <w:hyperlink r:id="rId43">
-        <w:r>
-          <w:rPr>
-            <w:lang w:val="hi_IN" w:bidi="hi_IN"/>
-          </w:rPr>
-          <w:rPr>
-            <w:color w:val="0000EE"/>
-            <w:u w:val="single"/>
-          </w:rPr>
-          <w:t>उत्पत्ति 1:26–30</w:t>
-        </w:r>
-      </w:hyperlink>
+      <w:r>
+        <w:rPr>
+          <w:lang w:val="hi_IN" w:bidi="hi_IN"/>
+        </w:rPr>
+        <w:t>उत्पत्ति 1:26–30</w:t>
+      </w:r>
       <w:r>
         <w:rPr>
           <w:lang w:val="hi_IN" w:bidi="hi_IN"/>
         </w:rPr>
         <w:t xml:space="preserve"> में परमेश्वर के आदेश और </w:t>
       </w:r>
-      <w:hyperlink r:id="rId26">
-        <w:r>
-          <w:rPr>
-            <w:lang w:val="hi_IN" w:bidi="hi_IN"/>
-          </w:rPr>
-          <w:rPr>
-            <w:color w:val="0000EE"/>
-            <w:u w:val="single"/>
-          </w:rPr>
-          <w:t>3:16–19</w:t>
-        </w:r>
-      </w:hyperlink>
+      <w:r>
+        <w:rPr>
+          <w:lang w:val="hi_IN" w:bidi="hi_IN"/>
+        </w:rPr>
+        <w:t>3:16–19</w:t>
+      </w:r>
       <w:r>
         <w:rPr>
           <w:lang w:val="hi_IN" w:bidi="hi_IN"/>
@@ -945,72 +753,48 @@
         </w:rPr>
         <w:t>प्रेरित पौलुस ने आदम, पहले पुरुष द्वारा प्रतिनिधित्व किए गए लोगों की तुलना यीशु मसीह, "अन्तिम आदम" का अनुसरण करने वालों से की (</w:t>
       </w:r>
-      <w:hyperlink r:id="rId44">
-        <w:r>
-          <w:rPr>
-            <w:lang w:val="hi_IN" w:bidi="hi_IN"/>
-          </w:rPr>
-          <w:rPr>
-            <w:color w:val="0000EE"/>
-            <w:u w:val="single"/>
-          </w:rPr>
-          <w:t>रोम 5:12–21</w:t>
-        </w:r>
-      </w:hyperlink>
+      <w:r>
+        <w:rPr>
+          <w:lang w:val="hi_IN" w:bidi="hi_IN"/>
+        </w:rPr>
+        <w:t>रोम 5:12–21</w:t>
+      </w:r>
       <w:r>
         <w:rPr>
           <w:lang w:val="hi_IN" w:bidi="hi_IN"/>
         </w:rPr>
         <w:t xml:space="preserve">; </w:t>
       </w:r>
-      <w:hyperlink r:id="rId45">
-        <w:r>
-          <w:rPr>
-            <w:lang w:val="hi_IN" w:bidi="hi_IN"/>
-          </w:rPr>
-          <w:rPr>
-            <w:color w:val="0000EE"/>
-            <w:u w:val="single"/>
-          </w:rPr>
-          <w:t>1 कुरि 15:45–50</w:t>
-        </w:r>
-      </w:hyperlink>
+      <w:r>
+        <w:rPr>
+          <w:lang w:val="hi_IN" w:bidi="hi_IN"/>
+        </w:rPr>
+        <w:t>1 कुरि 15:45–50</w:t>
+      </w:r>
       <w:r>
         <w:rPr>
           <w:lang w:val="hi_IN" w:bidi="hi_IN"/>
         </w:rPr>
         <w:t xml:space="preserve">; देखें </w:t>
       </w:r>
-      <w:hyperlink r:id="rId46">
-        <w:r>
-          <w:rPr>
-            <w:lang w:val="hi_IN" w:bidi="hi_IN"/>
-          </w:rPr>
-          <w:rPr>
-            <w:color w:val="0000EE"/>
-            <w:u w:val="single"/>
-          </w:rPr>
-          <w:t>रोम 8:5–11</w:t>
-        </w:r>
-      </w:hyperlink>
+      <w:r>
+        <w:rPr>
+          <w:lang w:val="hi_IN" w:bidi="hi_IN"/>
+        </w:rPr>
+        <w:t>रोम 8:5–11</w:t>
+      </w:r>
       <w:r>
         <w:rPr>
           <w:lang w:val="hi_IN" w:bidi="hi_IN"/>
         </w:rPr>
         <w:t xml:space="preserve">, </w:t>
       </w:r>
-      <w:hyperlink r:id="rId47">
-        <w:r>
-          <w:rPr>
-            <w:lang w:val="hi_IN" w:bidi="hi_IN"/>
-          </w:rPr>
-          <w:rPr>
-            <w:color w:val="0000EE"/>
-            <w:u w:val="single"/>
-          </w:rPr>
-          <w:t>20–22</w:t>
-        </w:r>
-      </w:hyperlink>
+      <w:r>
+        <w:rPr>
+          <w:lang w:val="hi_IN" w:bidi="hi_IN"/>
+        </w:rPr>
+        <w:t>20–22</w:t>
+      </w:r>
       <w:r>
         <w:rPr>
           <w:lang w:val="hi_IN" w:bidi="hi_IN"/>
@@ -1029,144 +813,96 @@
         </w:rPr>
         <w:t xml:space="preserve">" बन जाते हैं जो एक नई सृष्टि में भागीदार होते हैं (देखें </w:t>
       </w:r>
-      <w:hyperlink r:id="rId48">
-        <w:r>
-          <w:rPr>
-            <w:lang w:val="hi_IN" w:bidi="hi_IN"/>
-          </w:rPr>
-          <w:rPr>
-            <w:color w:val="0000EE"/>
-            <w:u w:val="single"/>
-          </w:rPr>
-          <w:t>रोम 8:29</w:t>
-        </w:r>
-      </w:hyperlink>
+      <w:r>
+        <w:rPr>
+          <w:lang w:val="hi_IN" w:bidi="hi_IN"/>
+        </w:rPr>
+        <w:t>रोम 8:29</w:t>
+      </w:r>
       <w:r>
         <w:rPr>
           <w:lang w:val="hi_IN" w:bidi="hi_IN"/>
         </w:rPr>
         <w:t xml:space="preserve">; </w:t>
       </w:r>
-      <w:hyperlink r:id="rId49">
-        <w:r>
-          <w:rPr>
-            <w:lang w:val="hi_IN" w:bidi="hi_IN"/>
-          </w:rPr>
-          <w:rPr>
-            <w:color w:val="0000EE"/>
-            <w:u w:val="single"/>
-          </w:rPr>
-          <w:t>1 कुरि 15:49</w:t>
-        </w:r>
-      </w:hyperlink>
+      <w:r>
+        <w:rPr>
+          <w:lang w:val="hi_IN" w:bidi="hi_IN"/>
+        </w:rPr>
+        <w:t>1 कुरि 15:49</w:t>
+      </w:r>
       <w:r>
         <w:rPr>
           <w:lang w:val="hi_IN" w:bidi="hi_IN"/>
         </w:rPr>
         <w:t xml:space="preserve">; </w:t>
       </w:r>
-      <w:hyperlink r:id="rId50">
-        <w:r>
-          <w:rPr>
-            <w:lang w:val="hi_IN" w:bidi="hi_IN"/>
-          </w:rPr>
-          <w:rPr>
-            <w:color w:val="0000EE"/>
-            <w:u w:val="single"/>
-          </w:rPr>
-          <w:t>2 कुरि 5:17</w:t>
-        </w:r>
-      </w:hyperlink>
+      <w:r>
+        <w:rPr>
+          <w:lang w:val="hi_IN" w:bidi="hi_IN"/>
+        </w:rPr>
+        <w:t>2 कुरि 5:17</w:t>
+      </w:r>
       <w:r>
         <w:rPr>
           <w:lang w:val="hi_IN" w:bidi="hi_IN"/>
         </w:rPr>
         <w:t xml:space="preserve">; </w:t>
       </w:r>
-      <w:hyperlink r:id="rId51">
-        <w:r>
-          <w:rPr>
-            <w:lang w:val="hi_IN" w:bidi="hi_IN"/>
-          </w:rPr>
-          <w:rPr>
-            <w:color w:val="0000EE"/>
-            <w:u w:val="single"/>
-          </w:rPr>
-          <w:t>गला 6:15</w:t>
-        </w:r>
-      </w:hyperlink>
+      <w:r>
+        <w:rPr>
+          <w:lang w:val="hi_IN" w:bidi="hi_IN"/>
+        </w:rPr>
+        <w:t>गला 6:15</w:t>
+      </w:r>
       <w:r>
         <w:rPr>
           <w:lang w:val="hi_IN" w:bidi="hi_IN"/>
         </w:rPr>
         <w:t>)। यीशु उन बाधाओं को हटा देते हैं जो आदम और हव्वा ने उत्पन्न की थीं (</w:t>
       </w:r>
-      <w:hyperlink r:id="rId52">
-        <w:r>
-          <w:rPr>
-            <w:lang w:val="hi_IN" w:bidi="hi_IN"/>
-          </w:rPr>
-          <w:rPr>
-            <w:color w:val="0000EE"/>
-            <w:u w:val="single"/>
-          </w:rPr>
-          <w:t>रोम 5:1</w:t>
-        </w:r>
-      </w:hyperlink>
+      <w:r>
+        <w:rPr>
+          <w:lang w:val="hi_IN" w:bidi="hi_IN"/>
+        </w:rPr>
+        <w:t>रोम 5:1</w:t>
+      </w:r>
       <w:r>
         <w:rPr>
           <w:lang w:val="hi_IN" w:bidi="hi_IN"/>
         </w:rPr>
         <w:t xml:space="preserve">; </w:t>
       </w:r>
-      <w:hyperlink r:id="rId53">
-        <w:r>
-          <w:rPr>
-            <w:lang w:val="hi_IN" w:bidi="hi_IN"/>
-          </w:rPr>
-          <w:rPr>
-            <w:color w:val="0000EE"/>
-            <w:u w:val="single"/>
-          </w:rPr>
-          <w:t>2 कुरि 5:19</w:t>
-        </w:r>
-      </w:hyperlink>
+      <w:r>
+        <w:rPr>
+          <w:lang w:val="hi_IN" w:bidi="hi_IN"/>
+        </w:rPr>
+        <w:t>2 कुरि 5:19</w:t>
+      </w:r>
       <w:r>
         <w:rPr>
           <w:lang w:val="hi_IN" w:bidi="hi_IN"/>
         </w:rPr>
         <w:t xml:space="preserve">; </w:t>
       </w:r>
-      <w:hyperlink r:id="rId54">
-        <w:r>
-          <w:rPr>
-            <w:lang w:val="hi_IN" w:bidi="hi_IN"/>
-          </w:rPr>
-          <w:rPr>
-            <w:color w:val="0000EE"/>
-            <w:u w:val="single"/>
-          </w:rPr>
-          <w:t>गला 3:27–28</w:t>
-        </w:r>
-      </w:hyperlink>
+      <w:r>
+        <w:rPr>
+          <w:lang w:val="hi_IN" w:bidi="hi_IN"/>
+        </w:rPr>
+        <w:t>गला 3:27–28</w:t>
+      </w:r>
       <w:r>
         <w:rPr>
           <w:lang w:val="hi_IN" w:bidi="hi_IN"/>
         </w:rPr>
         <w:t xml:space="preserve">; </w:t>
       </w:r>
-      <w:hyperlink r:id="rId55">
-        <w:r>
-          <w:rPr>
-            <w:lang w:val="hi_IN" w:bidi="hi_IN"/>
-          </w:rPr>
-          <w:rPr>
-            <w:color w:val="0000EE"/>
-            <w:u w:val="single"/>
-          </w:rPr>
-          <w:t>इफि 2:14–16</w:t>
-        </w:r>
-      </w:hyperlink>
+      <w:r>
+        <w:rPr>
+          <w:lang w:val="hi_IN" w:bidi="hi_IN"/>
+        </w:rPr>
+        <w:t>इफि 2:14–16</w:t>
+      </w:r>
       <w:r>
         <w:rPr>
           <w:lang w:val="hi_IN" w:bidi="hi_IN"/>
@@ -1196,162 +932,108 @@
           <w:lang w:val="hi_IN" w:bidi="hi_IN"/>
         </w:rPr>
       </w:r>
-      <w:hyperlink r:id="rId13">
-        <w:r>
-          <w:rPr>
-            <w:lang w:val="hi_IN" w:bidi="hi_IN"/>
-          </w:rPr>
-          <w:rPr>
-            <w:color w:val="0000EE"/>
-            <w:u w:val="single"/>
-          </w:rPr>
-          <w:t>उत्पत्ति 1:26–31</w:t>
-        </w:r>
-      </w:hyperlink>
+      <w:r>
+        <w:rPr>
+          <w:lang w:val="hi_IN" w:bidi="hi_IN"/>
+        </w:rPr>
+        <w:t>उत्पत्ति 1:26–31</w:t>
+      </w:r>
       <w:r>
         <w:rPr>
           <w:lang w:val="hi_IN" w:bidi="hi_IN"/>
         </w:rPr>
         <w:t xml:space="preserve">; </w:t>
       </w:r>
-      <w:hyperlink r:id="rId56">
-        <w:r>
-          <w:rPr>
-            <w:lang w:val="hi_IN" w:bidi="hi_IN"/>
-          </w:rPr>
-          <w:rPr>
-            <w:color w:val="0000EE"/>
-            <w:u w:val="single"/>
-          </w:rPr>
-          <w:t>2:4–3:24</w:t>
-        </w:r>
-      </w:hyperlink>
+      <w:r>
+        <w:rPr>
+          <w:lang w:val="hi_IN" w:bidi="hi_IN"/>
+        </w:rPr>
+        <w:t>2:4–3:24</w:t>
+      </w:r>
       <w:r>
         <w:rPr>
           <w:lang w:val="hi_IN" w:bidi="hi_IN"/>
         </w:rPr>
         <w:t xml:space="preserve">; </w:t>
       </w:r>
-      <w:hyperlink r:id="rId57">
-        <w:r>
-          <w:rPr>
-            <w:lang w:val="hi_IN" w:bidi="hi_IN"/>
-          </w:rPr>
-          <w:rPr>
-            <w:color w:val="0000EE"/>
-            <w:u w:val="single"/>
-          </w:rPr>
-          <w:t>4:25–5:5</w:t>
-        </w:r>
-      </w:hyperlink>
+      <w:r>
+        <w:rPr>
+          <w:lang w:val="hi_IN" w:bidi="hi_IN"/>
+        </w:rPr>
+        <w:t>4:25–5:5</w:t>
+      </w:r>
       <w:r>
         <w:rPr>
           <w:lang w:val="hi_IN" w:bidi="hi_IN"/>
         </w:rPr>
         <w:t xml:space="preserve">; </w:t>
       </w:r>
-      <w:hyperlink r:id="rId58">
-        <w:r>
-          <w:rPr>
-            <w:lang w:val="hi_IN" w:bidi="hi_IN"/>
-          </w:rPr>
-          <w:rPr>
-            <w:color w:val="0000EE"/>
-            <w:u w:val="single"/>
-          </w:rPr>
-          <w:t>होशे 6:6–7</w:t>
-        </w:r>
-      </w:hyperlink>
+      <w:r>
+        <w:rPr>
+          <w:lang w:val="hi_IN" w:bidi="hi_IN"/>
+        </w:rPr>
+        <w:t>होशे 6:6–7</w:t>
+      </w:r>
       <w:r>
         <w:rPr>
           <w:lang w:val="hi_IN" w:bidi="hi_IN"/>
         </w:rPr>
         <w:t xml:space="preserve">; </w:t>
       </w:r>
-      <w:hyperlink r:id="rId37">
-        <w:r>
-          <w:rPr>
-            <w:lang w:val="hi_IN" w:bidi="hi_IN"/>
-          </w:rPr>
-          <w:rPr>
-            <w:color w:val="0000EE"/>
-            <w:u w:val="single"/>
-          </w:rPr>
-          <w:t>लूका 3:38</w:t>
-        </w:r>
-      </w:hyperlink>
+      <w:r>
+        <w:rPr>
+          <w:lang w:val="hi_IN" w:bidi="hi_IN"/>
+        </w:rPr>
+        <w:t>लूका 3:38</w:t>
+      </w:r>
       <w:r>
         <w:rPr>
           <w:lang w:val="hi_IN" w:bidi="hi_IN"/>
         </w:rPr>
         <w:t xml:space="preserve">; </w:t>
       </w:r>
-      <w:hyperlink r:id="rId44">
-        <w:r>
-          <w:rPr>
-            <w:lang w:val="hi_IN" w:bidi="hi_IN"/>
-          </w:rPr>
-          <w:rPr>
-            <w:color w:val="0000EE"/>
-            <w:u w:val="single"/>
-          </w:rPr>
-          <w:t>रोमियों 5:12–21</w:t>
-        </w:r>
-      </w:hyperlink>
+      <w:r>
+        <w:rPr>
+          <w:lang w:val="hi_IN" w:bidi="hi_IN"/>
+        </w:rPr>
+        <w:t>रोमियों 5:12–21</w:t>
+      </w:r>
       <w:r>
         <w:rPr>
           <w:lang w:val="hi_IN" w:bidi="hi_IN"/>
         </w:rPr>
         <w:t xml:space="preserve">; </w:t>
       </w:r>
-      <w:hyperlink r:id="rId39">
-        <w:r>
-          <w:rPr>
-            <w:lang w:val="hi_IN" w:bidi="hi_IN"/>
-          </w:rPr>
-          <w:rPr>
-            <w:color w:val="0000EE"/>
-            <w:u w:val="single"/>
-          </w:rPr>
-          <w:t>1 कुरिन्थियों 15:22</w:t>
-        </w:r>
-      </w:hyperlink>
+      <w:r>
+        <w:rPr>
+          <w:lang w:val="hi_IN" w:bidi="hi_IN"/>
+        </w:rPr>
+        <w:t>1 कुरिन्थियों 15:22</w:t>
+      </w:r>
       <w:r>
         <w:rPr>
           <w:lang w:val="hi_IN" w:bidi="hi_IN"/>
         </w:rPr>
         <w:t xml:space="preserve">, </w:t>
       </w:r>
-      <w:hyperlink r:id="rId59">
-        <w:r>
-          <w:rPr>
-            <w:lang w:val="hi_IN" w:bidi="hi_IN"/>
-          </w:rPr>
-          <w:rPr>
-            <w:color w:val="0000EE"/>
-            <w:u w:val="single"/>
-          </w:rPr>
-          <w:t>45–49</w:t>
-        </w:r>
-      </w:hyperlink>
+      <w:r>
+        <w:rPr>
+          <w:lang w:val="hi_IN" w:bidi="hi_IN"/>
+        </w:rPr>
+        <w:t>45–49</w:t>
+      </w:r>
       <w:r>
         <w:rPr>
           <w:lang w:val="hi_IN" w:bidi="hi_IN"/>
         </w:rPr>
         <w:t xml:space="preserve">; </w:t>
       </w:r>
-      <w:hyperlink r:id="rId41">
-        <w:r>
-          <w:rPr>
-            <w:lang w:val="hi_IN" w:bidi="hi_IN"/>
-          </w:rPr>
-          <w:rPr>
-            <w:color w:val="0000EE"/>
-            <w:u w:val="single"/>
-          </w:rPr>
-          <w:t>1 तीमुथियुस 2:13–14</w:t>
-        </w:r>
-      </w:hyperlink>
+      <w:r>
+        <w:rPr>
+          <w:lang w:val="hi_IN" w:bidi="hi_IN"/>
+        </w:rPr>
+        <w:t>1 तीमुथियुस 2:13–14</w:t>
+      </w:r>
       <w:r>
         <w:rPr>
           <w:lang w:val="hi_IN" w:bidi="hi_IN"/>
@@ -1414,36 +1096,24 @@
         </w:rPr>
         <w:t>अपने शासन की शुरुआत में, आसा एक अच्छे राजा थे। उन्होंने झूठे देवताओं की आराधना का विरोध किया और अपनी दादी माका द्वारा स्थापित अशेरा की मूरत को नष्ट किया, और उसके राजनीतिक प्रभाव को हटा दिया (</w:t>
       </w:r>
-      <w:hyperlink r:id="rId60">
-        <w:r>
-          <w:rPr>
-            <w:lang w:val="hi_IN" w:bidi="hi_IN"/>
-          </w:rPr>
-          <w:rPr>
-            <w:color w:val="0000EE"/>
-            <w:u w:val="single"/>
-          </w:rPr>
-          <w:t>1 रा 15:13</w:t>
-        </w:r>
-      </w:hyperlink>
+      <w:r>
+        <w:rPr>
+          <w:lang w:val="hi_IN" w:bidi="hi_IN"/>
+        </w:rPr>
+        <w:t>1 रा 15:13</w:t>
+      </w:r>
       <w:r>
         <w:rPr>
           <w:lang w:val="hi_IN" w:bidi="hi_IN"/>
         </w:rPr>
         <w:t xml:space="preserve">; </w:t>
       </w:r>
-      <w:hyperlink r:id="rId61">
-        <w:r>
-          <w:rPr>
-            <w:lang w:val="hi_IN" w:bidi="hi_IN"/>
-          </w:rPr>
-          <w:rPr>
-            <w:color w:val="0000EE"/>
-            <w:u w:val="single"/>
-          </w:rPr>
-          <w:t>2 इति 15:16</w:t>
-        </w:r>
-      </w:hyperlink>
+      <w:r>
+        <w:rPr>
+          <w:lang w:val="hi_IN" w:bidi="hi_IN"/>
+        </w:rPr>
+        <w:t>2 इति 15:16</w:t>
+      </w:r>
       <w:r>
         <w:rPr>
           <w:lang w:val="hi_IN" w:bidi="hi_IN"/>
@@ -1464,18 +1134,12 @@
         </w:rPr>
         <w:t>आसा के शासन के शुरुआती दिनों में, परमेश्वर ने उन्हें सैन्य विजय और शांति प्रदान की। आसा ने यहूदा को जीतने, विभाजित करने या नष्ट करने की कोशिश करने वाले किसी भी व्यक्ति को निष्कासित या पराजित किया (</w:t>
       </w:r>
-      <w:hyperlink r:id="rId62">
-        <w:r>
-          <w:rPr>
-            <w:lang w:val="hi_IN" w:bidi="hi_IN"/>
-          </w:rPr>
-          <w:rPr>
-            <w:color w:val="0000EE"/>
-            <w:u w:val="single"/>
-          </w:rPr>
-          <w:t>2 इति 14:1–8</w:t>
-        </w:r>
-      </w:hyperlink>
+      <w:r>
+        <w:rPr>
+          <w:lang w:val="hi_IN" w:bidi="hi_IN"/>
+        </w:rPr>
+        <w:t>2 इति 14:1–8</w:t>
+      </w:r>
       <w:r>
         <w:rPr>
           <w:lang w:val="hi_IN" w:bidi="hi_IN"/>
@@ -1494,18 +1158,12 @@
         </w:rPr>
         <w:t xml:space="preserve"> से अधिक सैनिकों के साथ हमला किया। आसा की आज्ञाकारिता और विश्वासयोग्यता के कारण, परमेश्वर ने उन्हें एक महान विजय प्रदान की (</w:t>
       </w:r>
-      <w:hyperlink r:id="rId63">
-        <w:r>
-          <w:rPr>
-            <w:lang w:val="hi_IN" w:bidi="hi_IN"/>
-          </w:rPr>
-          <w:rPr>
-            <w:color w:val="0000EE"/>
-            <w:u w:val="single"/>
-          </w:rPr>
-          <w:t>2 इति 14:9–15</w:t>
-        </w:r>
-      </w:hyperlink>
+      <w:r>
+        <w:rPr>
+          <w:lang w:val="hi_IN" w:bidi="hi_IN"/>
+        </w:rPr>
+        <w:t>2 इति 14:9–15</w:t>
+      </w:r>
       <w:r>
         <w:rPr>
           <w:lang w:val="hi_IN" w:bidi="hi_IN"/>
@@ -1526,18 +1184,12 @@
         </w:rPr>
         <w:t>दुर्भाग्यवश, आसा का रवैया उनके जीवन के अन्त के करीब बदल गया। उन्होंने परमेश्वर पर विश्वास करना बन्द कर दिया। जब उत्तरी राज्य के राजा बाशा ने, अराम के राजा बेन्हदद की सहायता से यहूदा पर हमला किया और रामाह के नगर को दृढ किया। आसा ने अराम के राजा को रिश्वत देकर अपनी तरफ कर लिया। इससे पता चला कि आसा ने प्रभु से अधिक एक विदेशी राजा पर भरोसा किया। इससे भी बुरा, आसा ने बेन्हदद को सोना और चाँदी में भुगतान किया जो उन्होंने पहले मन्दिर को दिया था! आसा की रणनीति काम कर गई, और इस्राएल के उत्तरी राज्य को बेन्हदद की ओर से आने वाली धमकी से निपटने के लिए यहूदा छोड़ना पड़ा। हालांकि, भविष्यद्वक्ता हनानी ने आसा की परमेश्वर में विश्वास की कमी के लिए आलोचना की। गुस्से में, आसा ने हनानी को कैद कर दिया (</w:t>
       </w:r>
-      <w:hyperlink r:id="rId64">
-        <w:r>
-          <w:rPr>
-            <w:lang w:val="hi_IN" w:bidi="hi_IN"/>
-          </w:rPr>
-          <w:rPr>
-            <w:color w:val="0000EE"/>
-            <w:u w:val="single"/>
-          </w:rPr>
-          <w:t>2 इति 16:7–10</w:t>
-        </w:r>
-      </w:hyperlink>
+      <w:r>
+        <w:rPr>
+          <w:lang w:val="hi_IN" w:bidi="hi_IN"/>
+        </w:rPr>
+        <w:t>2 इति 16:7–10</w:t>
+      </w:r>
       <w:r>
         <w:rPr>
           <w:lang w:val="hi_IN" w:bidi="hi_IN"/>
@@ -1570,36 +1222,24 @@
         </w:rPr>
         <w:t>पर भरोसा किया (</w:t>
       </w:r>
-      <w:hyperlink r:id="rId65">
-        <w:r>
-          <w:rPr>
-            <w:lang w:val="hi_IN" w:bidi="hi_IN"/>
-          </w:rPr>
-          <w:rPr>
-            <w:color w:val="0000EE"/>
-            <w:u w:val="single"/>
-          </w:rPr>
-          <w:t>2 इति 16:12</w:t>
-        </w:r>
-      </w:hyperlink>
+      <w:r>
+        <w:rPr>
+          <w:lang w:val="hi_IN" w:bidi="hi_IN"/>
+        </w:rPr>
+        <w:t>2 इति 16:12</w:t>
+      </w:r>
       <w:r>
         <w:rPr>
           <w:lang w:val="hi_IN" w:bidi="hi_IN"/>
         </w:rPr>
         <w:t>)। फिर भी, जब आसा की मृत्यु हुई, तो उन्हें आदर के साथ शाही कब्रिस्तान में दफनाया गया (</w:t>
       </w:r>
-      <w:hyperlink r:id="rId66">
-        <w:r>
-          <w:rPr>
-            <w:lang w:val="hi_IN" w:bidi="hi_IN"/>
-          </w:rPr>
-          <w:rPr>
-            <w:color w:val="0000EE"/>
-            <w:u w:val="single"/>
-          </w:rPr>
-          <w:t>2 इति 16:14</w:t>
-        </w:r>
-      </w:hyperlink>
+      <w:r>
+        <w:rPr>
+          <w:lang w:val="hi_IN" w:bidi="hi_IN"/>
+        </w:rPr>
+        <w:t>2 इति 16:14</w:t>
+      </w:r>
       <w:r>
         <w:rPr>
           <w:lang w:val="hi_IN" w:bidi="hi_IN"/>
@@ -1629,36 +1269,24 @@
           <w:lang w:val="hi_IN" w:bidi="hi_IN"/>
         </w:rPr>
       </w:r>
-      <w:hyperlink r:id="rId67">
-        <w:r>
-          <w:rPr>
-            <w:lang w:val="hi_IN" w:bidi="hi_IN"/>
-          </w:rPr>
-          <w:rPr>
-            <w:color w:val="0000EE"/>
-            <w:u w:val="single"/>
-          </w:rPr>
-          <w:t>1 राजा 15:8–24</w:t>
-        </w:r>
-      </w:hyperlink>
+      <w:r>
+        <w:rPr>
+          <w:lang w:val="hi_IN" w:bidi="hi_IN"/>
+        </w:rPr>
+        <w:t>1 राजा 15:8–24</w:t>
+      </w:r>
       <w:r>
         <w:rPr>
           <w:lang w:val="hi_IN" w:bidi="hi_IN"/>
         </w:rPr>
         <w:t xml:space="preserve">; </w:t>
       </w:r>
-      <w:hyperlink r:id="rId68">
-        <w:r>
-          <w:rPr>
-            <w:lang w:val="hi_IN" w:bidi="hi_IN"/>
-          </w:rPr>
-          <w:rPr>
-            <w:color w:val="0000EE"/>
-            <w:u w:val="single"/>
-          </w:rPr>
-          <w:t>2 इतिहास 14:1–16:14</w:t>
-        </w:r>
-      </w:hyperlink>
+      <w:r>
+        <w:rPr>
+          <w:lang w:val="hi_IN" w:bidi="hi_IN"/>
+        </w:rPr>
+        <w:t>2 इतिहास 14:1–16:14</w:t>
+      </w:r>
       <w:r>
         <w:rPr>
           <w:lang w:val="hi_IN" w:bidi="hi_IN"/>
@@ -1707,54 +1335,36 @@
         </w:rPr>
         <w:t xml:space="preserve">आहाज ने यहूदा पर एक कठिन समय के दौरान, 743 से 715 ई.पू. तक शासन किया। उसके पिता, योताम, और उसके पुत्र, हिजकिय्याह, को यहोवा की आज्ञा मानने के लिए सराहा गया (देखें </w:t>
       </w:r>
-      <w:hyperlink r:id="rId69">
-        <w:r>
-          <w:rPr>
-            <w:lang w:val="hi_IN" w:bidi="hi_IN"/>
-          </w:rPr>
-          <w:rPr>
-            <w:color w:val="0000EE"/>
-            <w:u w:val="single"/>
-          </w:rPr>
-          <w:t>2 रा 15:32–38</w:t>
-        </w:r>
-      </w:hyperlink>
+      <w:r>
+        <w:rPr>
+          <w:lang w:val="hi_IN" w:bidi="hi_IN"/>
+        </w:rPr>
+        <w:t>2 रा 15:32–38</w:t>
+      </w:r>
       <w:r>
         <w:rPr>
           <w:lang w:val="hi_IN" w:bidi="hi_IN"/>
         </w:rPr>
         <w:t xml:space="preserve">; </w:t>
       </w:r>
-      <w:hyperlink r:id="rId70">
-        <w:r>
-          <w:rPr>
-            <w:lang w:val="hi_IN" w:bidi="hi_IN"/>
-          </w:rPr>
-          <w:rPr>
-            <w:color w:val="0000EE"/>
-            <w:u w:val="single"/>
-          </w:rPr>
-          <w:t>2 इति 27:1–9</w:t>
-        </w:r>
-      </w:hyperlink>
+      <w:r>
+        <w:rPr>
+          <w:lang w:val="hi_IN" w:bidi="hi_IN"/>
+        </w:rPr>
+        <w:t>2 इति 27:1–9</w:t>
+      </w:r>
       <w:r>
         <w:rPr>
           <w:lang w:val="hi_IN" w:bidi="hi_IN"/>
         </w:rPr>
         <w:t xml:space="preserve">; और </w:t>
       </w:r>
-      <w:hyperlink r:id="rId71">
-        <w:r>
-          <w:rPr>
-            <w:lang w:val="hi_IN" w:bidi="hi_IN"/>
-          </w:rPr>
-          <w:rPr>
-            <w:color w:val="0000EE"/>
-            <w:u w:val="single"/>
-          </w:rPr>
-          <w:t>2 रा 18:1–8</w:t>
-        </w:r>
-      </w:hyperlink>
+      <w:r>
+        <w:rPr>
+          <w:lang w:val="hi_IN" w:bidi="hi_IN"/>
+        </w:rPr>
+        <w:t>2 रा 18:1–8</w:t>
+      </w:r>
       <w:r>
         <w:rPr>
           <w:lang w:val="hi_IN" w:bidi="hi_IN"/>
@@ -1775,18 +1385,12 @@
         </w:rPr>
         <w:t>आहाज के शासनकाल के दौरान बहुत संघर्ष रहा। इस्राएल के राजा पेकह और अराम (सीरिया) के राजा रसीन चाहते थे कि वह अश्शूर के खिलाफ एक गठबन्धन में शामिल हों, लेकिन उसने मना कर दिया। इसलिए, पेकह और रसीन ने यहूदा पर हमला किया और बड़ी जीत हासिल की, जिससे आहाज बहुत डर गया। भविष्यद्वक्ता यशायाह ने आहाज को प्रभु पर भरोसा करने के लिए प्रोत्साहित किया, लेकिन आहाज ने मना कर दिया (</w:t>
       </w:r>
-      <w:hyperlink r:id="rId72">
-        <w:r>
-          <w:rPr>
-            <w:lang w:val="hi_IN" w:bidi="hi_IN"/>
-          </w:rPr>
-          <w:rPr>
-            <w:color w:val="0000EE"/>
-            <w:u w:val="single"/>
-          </w:rPr>
-          <w:t>यशा 7</w:t>
-        </w:r>
-      </w:hyperlink>
+      <w:r>
+        <w:rPr>
+          <w:lang w:val="hi_IN" w:bidi="hi_IN"/>
+        </w:rPr>
+        <w:t>यशा 7</w:t>
+      </w:r>
       <w:r>
         <w:rPr>
           <w:lang w:val="hi_IN" w:bidi="hi_IN"/>
@@ -1807,36 +1411,24 @@
         </w:rPr>
         <w:t>अहाज ने सच्चे परमेश्वर पर अपने विश्वास की कमी को दर्शाया जब उसने अश्शूर के राजा तिग्लत्पिलेसेर तृतीय से सहायता मांगी (</w:t>
       </w:r>
-      <w:hyperlink r:id="rId73">
-        <w:r>
-          <w:rPr>
-            <w:lang w:val="hi_IN" w:bidi="hi_IN"/>
-          </w:rPr>
-          <w:rPr>
-            <w:color w:val="0000EE"/>
-            <w:u w:val="single"/>
-          </w:rPr>
-          <w:t>2 रा 16:7–9</w:t>
-        </w:r>
-      </w:hyperlink>
+      <w:r>
+        <w:rPr>
+          <w:lang w:val="hi_IN" w:bidi="hi_IN"/>
+        </w:rPr>
+        <w:t>2 रा 16:7–9</w:t>
+      </w:r>
       <w:r>
         <w:rPr>
           <w:lang w:val="hi_IN" w:bidi="hi_IN"/>
         </w:rPr>
         <w:t>)। आहाज ने यहूदा को अश्शूर पर खतरनाक रूप से निर्भर बना दिया, जिससे यह एक अधीन राज्य में बदल गया। अश्शूरी राजा ने फिर अरामियों को 734 से 732 ई.पू. तक चले दो साल के अभियान में पराजित किया और रसीन को मार डाला। उसने इस्राएल को अधीन कर लिया और पेकह की भूमि के बड़े क्षेत्रों को अश्शूरी साम्राज्य में जोड़ दिया (</w:t>
       </w:r>
-      <w:hyperlink r:id="rId74">
-        <w:r>
-          <w:rPr>
-            <w:lang w:val="hi_IN" w:bidi="hi_IN"/>
-          </w:rPr>
-          <w:rPr>
-            <w:color w:val="0000EE"/>
-            <w:u w:val="single"/>
-          </w:rPr>
-          <w:t>2 रा 15:29</w:t>
-        </w:r>
-      </w:hyperlink>
+      <w:r>
+        <w:rPr>
+          <w:lang w:val="hi_IN" w:bidi="hi_IN"/>
+        </w:rPr>
+        <w:t>2 रा 15:29</w:t>
+      </w:r>
       <w:r>
         <w:rPr>
           <w:lang w:val="hi_IN" w:bidi="hi_IN"/>
@@ -1857,18 +1449,12 @@
         </w:rPr>
         <w:t>आहाज अश्शूर का एक समर्पित अनुयायी बन गया। उसने अश्शूरी उदाहरणों के आधार पर कई धार्मिक प्रथाओं को अपनाया। आहाज ने दमिश्क में तिग्लत्पिलेसेर तृतीय से मुलाकात की। वहाँ, उसने एक अश्शूरी वेदी देखी और उसका एक नमूना यरूशलेम भेजा। वहाँ एक समान वेदी बनाई गई, जिसने मूल कांस्य वेदी की जगह ले ली (</w:t>
       </w:r>
-      <w:hyperlink r:id="rId75">
-        <w:r>
-          <w:rPr>
-            <w:lang w:val="hi_IN" w:bidi="hi_IN"/>
-          </w:rPr>
-          <w:rPr>
-            <w:color w:val="0000EE"/>
-            <w:u w:val="single"/>
-          </w:rPr>
-          <w:t>2 रा 16:10–18</w:t>
-        </w:r>
-      </w:hyperlink>
+      <w:r>
+        <w:rPr>
+          <w:lang w:val="hi_IN" w:bidi="hi_IN"/>
+        </w:rPr>
+        <w:t>2 रा 16:10–18</w:t>
+      </w:r>
       <w:r>
         <w:rPr>
           <w:lang w:val="hi_IN" w:bidi="hi_IN"/>
@@ -1901,36 +1487,24 @@
         </w:rPr>
         <w:t>में चले गए। उसने राजा के रूप में उचित व्यवहार नहीं किया (</w:t>
       </w:r>
-      <w:hyperlink r:id="rId76">
-        <w:r>
-          <w:rPr>
-            <w:lang w:val="hi_IN" w:bidi="hi_IN"/>
-          </w:rPr>
-          <w:rPr>
-            <w:color w:val="0000EE"/>
-            <w:u w:val="single"/>
-          </w:rPr>
-          <w:t>व्य.वि. 17:14–20</w:t>
-        </w:r>
-      </w:hyperlink>
+      <w:r>
+        <w:rPr>
+          <w:lang w:val="hi_IN" w:bidi="hi_IN"/>
+        </w:rPr>
+        <w:t>व्य.वि. 17:14–20</w:t>
+      </w:r>
       <w:r>
         <w:rPr>
           <w:lang w:val="hi_IN" w:bidi="hi_IN"/>
         </w:rPr>
         <w:t>)। उसने प्रभु की आराधना भी नहीं की। जब उसकी मृत्यु हुई, तो उसका पुत्र हिजकिय्याह राजा बना (</w:t>
       </w:r>
-      <w:hyperlink r:id="rId77">
-        <w:r>
-          <w:rPr>
-            <w:lang w:val="hi_IN" w:bidi="hi_IN"/>
-          </w:rPr>
-          <w:rPr>
-            <w:color w:val="0000EE"/>
-            <w:u w:val="single"/>
-          </w:rPr>
-          <w:t>2 रा 16:20</w:t>
-        </w:r>
-      </w:hyperlink>
+      <w:r>
+        <w:rPr>
+          <w:lang w:val="hi_IN" w:bidi="hi_IN"/>
+        </w:rPr>
+        <w:t>2 रा 16:20</w:t>
+      </w:r>
       <w:r>
         <w:rPr>
           <w:lang w:val="hi_IN" w:bidi="hi_IN"/>
@@ -1960,54 +1534,36 @@
           <w:lang w:val="hi_IN" w:bidi="hi_IN"/>
         </w:rPr>
       </w:r>
-      <w:hyperlink r:id="rId78">
-        <w:r>
-          <w:rPr>
-            <w:lang w:val="hi_IN" w:bidi="hi_IN"/>
-          </w:rPr>
-          <w:rPr>
-            <w:color w:val="0000EE"/>
-            <w:u w:val="single"/>
-          </w:rPr>
-          <w:t>2 राजा 15:38–16:20</w:t>
-        </w:r>
-      </w:hyperlink>
+      <w:r>
+        <w:rPr>
+          <w:lang w:val="hi_IN" w:bidi="hi_IN"/>
+        </w:rPr>
+        <w:t>2 राजा 15:38–16:20</w:t>
+      </w:r>
       <w:r>
         <w:rPr>
           <w:lang w:val="hi_IN" w:bidi="hi_IN"/>
         </w:rPr>
         <w:t xml:space="preserve">; </w:t>
       </w:r>
-      <w:hyperlink r:id="rId79">
-        <w:r>
-          <w:rPr>
-            <w:lang w:val="hi_IN" w:bidi="hi_IN"/>
-          </w:rPr>
-          <w:rPr>
-            <w:color w:val="0000EE"/>
-            <w:u w:val="single"/>
-          </w:rPr>
-          <w:t>2 इतिहास 27:9–28:27</w:t>
-        </w:r>
-      </w:hyperlink>
+      <w:r>
+        <w:rPr>
+          <w:lang w:val="hi_IN" w:bidi="hi_IN"/>
+        </w:rPr>
+        <w:t>2 इतिहास 27:9–28:27</w:t>
+      </w:r>
       <w:r>
         <w:rPr>
           <w:lang w:val="hi_IN" w:bidi="hi_IN"/>
         </w:rPr>
         <w:t xml:space="preserve">; </w:t>
       </w:r>
-      <w:hyperlink r:id="rId72">
-        <w:r>
-          <w:rPr>
-            <w:lang w:val="hi_IN" w:bidi="hi_IN"/>
-          </w:rPr>
-          <w:rPr>
-            <w:color w:val="0000EE"/>
-            <w:u w:val="single"/>
-          </w:rPr>
-          <w:t>यशायाह 7:1–25</w:t>
-        </w:r>
-      </w:hyperlink>
+      <w:r>
+        <w:rPr>
+          <w:lang w:val="hi_IN" w:bidi="hi_IN"/>
+        </w:rPr>
+        <w:t>यशायाह 7:1–25</w:t>
+      </w:r>
       <w:r>
         <w:rPr>
           <w:lang w:val="hi_IN" w:bidi="hi_IN"/>
